--- a/AGENTS.docx
+++ b/AGENTS.docx
@@ -1131,6 +1131,39 @@
         </w:numPr>
       </w:pPr>
       <w:r>
+        <w:t xml:space="preserve">Modern stronger baselines:</w:t>
+      </w:r>
+      <w:r>
+        <w:t xml:space="preserve"> </w:t>
+      </w:r>
+      <w:r>
+        <w:rPr>
+          <w:rStyle w:val="VerbatimChar"/>
+        </w:rPr>
+        <w:t xml:space="preserve">train_modern_baselines.py</w:t>
+      </w:r>
+      <w:r>
+        <w:t xml:space="preserve">,</w:t>
+      </w:r>
+      <w:r>
+        <w:t xml:space="preserve"> </w:t>
+      </w:r>
+      <w:r>
+        <w:rPr>
+          <w:rStyle w:val="VerbatimChar"/>
+        </w:rPr>
+        <w:t xml:space="preserve">src/modern_baselines.py</w:t>
+      </w:r>
+    </w:p>
+    <w:p>
+      <w:pPr>
+        <w:pStyle w:val="Compact"/>
+        <w:numPr>
+          <w:ilvl w:val="0"/>
+          <w:numId w:val="1008"/>
+        </w:numPr>
+      </w:pPr>
+      <w:r>
         <w:t xml:space="preserve">Data:</w:t>
       </w:r>
       <w:r>
@@ -2010,6 +2043,27 @@
           <w:rStyle w:val="VerbatimChar"/>
         </w:rPr>
         <w:t xml:space="preserve">python train_thesis_models.py --help</w:t>
+      </w:r>
+    </w:p>
+    <w:p>
+      <w:pPr>
+        <w:pStyle w:val="Compact"/>
+        <w:numPr>
+          <w:ilvl w:val="0"/>
+          <w:numId w:val="1011"/>
+        </w:numPr>
+      </w:pPr>
+      <w:r>
+        <w:t xml:space="preserve">Modern classical baselines:</w:t>
+      </w:r>
+      <w:r>
+        <w:t xml:space="preserve"> </w:t>
+      </w:r>
+      <w:r>
+        <w:rPr>
+          <w:rStyle w:val="VerbatimChar"/>
+        </w:rPr>
+        <w:t xml:space="preserve">python train_modern_baselines.py --help</w:t>
       </w:r>
     </w:p>
     <w:p>
